--- a/output/report_final.docx
+++ b/output/report_final.docx
@@ -16,7 +16,7 @@
           <w:color w:val="003366"/>
           <w:sz w:val="52"/>
         </w:rPr>
-        <w:t>AI 自循环任务系统 - 自动化文档生成与本地打通</w:t>
+        <w:t>AI 自循环任务系统 - 自动化文档生成</w:t>
       </w:r>
     </w:p>
     <w:p>
@@ -41,7 +41,7 @@
           <w:color w:val="646464"/>
           <w:sz w:val="20"/>
         </w:rPr>
-        <w:t>生成时间: 2026-09-16 08:06:05</w:t>
+        <w:t>生成时间: 2026-09-16 08:06:35</w:t>
         <w:br/>
         <w:t>生成引擎: Arena Agent Skills (01a0a821-3f3c-7bbe-bf99-6e6793c45d81)</w:t>
         <w:br/>
